--- a/L2C-System-Status/CiC_L2C_Change_Orders_Register_V1_18.docx
+++ b/L2C-System-Status/CiC_L2C_Change_Orders_Register_V1_18.docx
@@ -3266,7 +3266,7 @@
           </w:tcPr>
           <w:p>
             <w:r>
-              <w:t>RESOLVED on the CiC-L1L3-Foundation branch, confirmed by an Opus verification review (all findings correctly and completely applied; cross-document terminology and paths consistent). One governance-level recommendation held open deliberately (Article 31 amendment) -- see CO-017. Underlying document edits NOT YET PROPAGATED to the canonical project folder -- distinct, still-open action item (see V1.13 note above).</w:t>
+              <w:t>RESOLVED on the CiC-L1L3-Foundation branch, confirmed by an Opus verification review (all findings correctly and completely applied; cross-document terminology and paths consistent). One governance-level recommendation held open deliberately (Article 31 amendment) -- see CO-017. Underlying document edits NOT YET PROPAGATED to the canonical project folder -- distinct, still-open action item (see V1.13 note above). Propagation update (System Hub, 2026-07-19): all edits listed in the Documents Affected column above have now been applied to the canonical project folder, verified file by file (zip integrity, XML well-formedness, and exact-text presence checks) before writing. This change order's propagation gap is RESOLVED.</w:t>
             </w:r>
           </w:p>
         </w:tc>
@@ -3328,7 +3328,7 @@
           </w:tcPr>
           <w:p>
             <w:r>
-              <w:t>RESOLVED on the CiC-L1L3-Foundation branch -- verified directly against that branch's actual Article 31 text, the Source Registry language is genuinely present. Underlying Constitution edit NOT YET PROPAGATED to the canonical project folder, which still reads the pre-amendment wording -- distinct, still-open action item.</w:t>
+              <w:t>RESOLVED on the CiC-L1L3-Foundation branch -- verified directly against that branch's actual Article 31 text, the Source Registry language is genuinely present. Underlying Constitution edit NOT YET PROPAGATED to the canonical project folder, which still reads the pre-amendment wording -- distinct, still-open action item. Propagation update (System Hub, 2026-07-19): the Constitution edit has been applied to the canonical CiC_L1_Constitution_V2_2.docx, verified present (Article 31's amended first bullet and the version-2.3 content both confirmed directly against the file). This change order's propagation gap is RESOLVED.</w:t>
             </w:r>
           </w:p>
         </w:tc>
@@ -3398,7 +3398,7 @@
               </w:rPr>
               <w:br/>
               <w:br/>
-              <w:t>Propagation update (coach-thread action, 2026-07-09): the Facilitator-Governance half of this change order's propagation gap is now RESOLVED -- V3.6 has been copied into the canonical L3D-Encounter-Methodology folder (alongside V3.4, retained rather than deleted, since files in this folder cannot be removed from a session). Triggered by World #1's build thread flagging a version mismatch before drafting Phase Six (Facilitator Coordination): the main project folder had only V3.4 while the Syriac world's own build folder and both git worktrees carried V3.6. World #1 should now build Phase Six against V3.6. The Permanent Prompt Template v2.3 -&gt; v2.4 half of this change order's propagation gap is NOT addressed by this update and remains open.</w:t>
+              <w:t>Propagation update (coach-thread action, 2026-07-09): the Facilitator-Governance half of this change order's propagation gap is now RESOLVED -- V3.6 has been copied into the canonical L3D-Encounter-Methodology folder (alongside V3.4, retained rather than deleted, since files in this folder cannot be removed from a session). Triggered by World #1's build thread flagging a version mismatch before drafting Phase Six (Facilitator Coordination): the main project folder had only V3.4 while the Syriac world's own build folder and both git worktrees carried V3.6. World #1 should now build Phase Six against V3.6. The Permanent Prompt Template v2.3 -&gt; v2.4 half of this change order's propagation gap is NOT addressed by this update and remains open. Propagation update (System Hub, 2026-07-19): the remaining Permanent Prompt Template v2.3 -&gt; v2.4 half of this change order's propagation gap is now also RESOLVED -- verified against the merge-base that main's only prior difference from the branch was a local header-only edit, confirming the branch's v2.4 content is a clean superset of what main already carried; brought forward and verified (682 lines, both the earlier register-fidelity content and the v2.3/v2.4 Source-Registry-anchoring content present). Both halves of this change order are now fully propagated.</w:t>
             </w:r>
           </w:p>
         </w:tc>
@@ -3460,7 +3460,7 @@
           </w:tcPr>
           <w:p>
             <w:r>
-              <w:t>APPLIED on the CiC-L1L3-Foundation branch, on the project lead's direct sign-off after two full Opus adversarial review rounds. This is the Step 0 methodology World #1 and World #7 were launched against this session. Underlying document edits NOT YET PROPAGATED to the canonical project folder -- distinct, still-open action item.</w:t>
+              <w:t>APPLIED on the CiC-L1L3-Foundation branch, on the project lead's direct sign-off after two full Opus adversarial review rounds. This is the Step 0 methodology World #1 and World #7 were launched against this session. Underlying document edits NOT YET PROPAGATED to the canonical project folder -- distinct, still-open action item. Propagation update (System Hub, 2026-07-19): all edits listed in the Documents Affected column above have now been applied to the canonical project folder, verified file by file before writing (the Constitution's new Article 4 closing section confirmed present via direct text search; the new Step 0 Methodology document and Construction Framework V7.4 DRAFT confirmed as valid, complete files). This change order's propagation gap is RESOLVED.</w:t>
             </w:r>
           </w:p>
         </w:tc>
